--- a/RPi-E32-Tests/PHASE_TWO.docx
+++ b/RPi-E32-Tests/PHASE_TWO.docx
@@ -1281,16 +1281,6 @@
           <w:lang w:val="en-US"/>
         </w:rPr>
         <w:br/>
-      </w:r>
-      <w:r>
-        <w:rPr>
-          <w:rFonts w:ascii="Calibri" w:hAnsi="Calibri" w:cs="Calibri"/>
-          <w:b/>
-          <w:bCs/>
-          <w:sz w:val="28"/>
-          <w:szCs w:val="28"/>
-          <w:lang w:val="en-US"/>
-        </w:rPr>
         <w:t>Terminal 1:</w:t>
       </w:r>
       <w:r>
@@ -3811,39 +3801,43 @@
           <w:sz w:val="24"/>
           <w:szCs w:val="24"/>
         </w:rPr>
-        <w:t xml:space="preserve">Images are compressed to a 50 </w:t>
+        <w:t>Images are compressed to a 50 KB jpeg baseline—using dynamic quality and resolution tuning for HEIC and DNG sources—with an option to further compress to a 20 KB target strictly by reducing the height and width dimensions.</w:t>
       </w:r>
       <w:r>
         <w:rPr>
           <w:rFonts w:cstheme="minorHAnsi"/>
           <w:sz w:val="24"/>
           <w:szCs w:val="24"/>
-        </w:rPr>
-        <w:t>KB</w:t>
+          <w:lang w:val="en-US"/>
+        </w:rPr>
+        <w:t xml:space="preserve"> After that the image file is converted to a text file. This </w:t>
       </w:r>
       <w:r>
         <w:rPr>
           <w:rFonts w:cstheme="minorHAnsi"/>
           <w:sz w:val="24"/>
           <w:szCs w:val="24"/>
-        </w:rPr>
-        <w:t xml:space="preserve"> </w:t>
+          <w:lang w:val="en-US"/>
+        </w:rPr>
+        <w:t>text file contains the mathematical</w:t>
       </w:r>
       <w:r>
         <w:rPr>
           <w:rFonts w:cstheme="minorHAnsi"/>
           <w:sz w:val="24"/>
           <w:szCs w:val="24"/>
-        </w:rPr>
-        <w:t>jpeg</w:t>
+          <w:lang w:val="en-US"/>
+        </w:rPr>
+        <w:t xml:space="preserve"> compression</w:t>
       </w:r>
       <w:r>
         <w:rPr>
           <w:rFonts w:cstheme="minorHAnsi"/>
           <w:sz w:val="24"/>
           <w:szCs w:val="24"/>
-        </w:rPr>
-        <w:t xml:space="preserve"> baseline—using dynamic quality and resolution tuning for HEIC and DNG sources—with an option to further compress to a 20 KB target strictly by reducing the height and width dimensions.</w:t>
+          <w:lang w:val="en-US"/>
+        </w:rPr>
+        <w:t xml:space="preserve"> instruction</w:t>
       </w:r>
       <w:r>
         <w:rPr>
@@ -3852,7 +3846,7 @@
           <w:szCs w:val="24"/>
           <w:lang w:val="en-US"/>
         </w:rPr>
-        <w:t xml:space="preserve"> After that the image file is converted to a text file. This </w:t>
+        <w:t>s, which can be considered as a recipe generated by JPEG algorithm to create the image matrix.</w:t>
       </w:r>
       <w:r>
         <w:rPr>
@@ -3861,7 +3855,7 @@
           <w:szCs w:val="24"/>
           <w:lang w:val="en-US"/>
         </w:rPr>
-        <w:t>text file contains the mathematical</w:t>
+        <w:t xml:space="preserve"> This text file is then packetized and stored into another text file. The advantage of this is that in the event of packet loss, the respective packet can be sent again easily.</w:t>
       </w:r>
       <w:r>
         <w:rPr>
@@ -3870,7 +3864,8 @@
           <w:szCs w:val="24"/>
           <w:lang w:val="en-US"/>
         </w:rPr>
-        <w:t xml:space="preserve"> compression</w:t>
+        <w:br/>
+        <w:t xml:space="preserve">The packetized file is now sent wirelessly one packet at a time. In the event of packet losses, the receiver and transmitter codes are written such that the receiver can send the count of the required missing packets to the transmitter so that it can send them again. This approach is however, untested. </w:t>
       </w:r>
       <w:r>
         <w:rPr>
@@ -3879,16 +3874,8 @@
           <w:szCs w:val="24"/>
           <w:lang w:val="en-US"/>
         </w:rPr>
-        <w:t xml:space="preserve"> instruction</w:t>
-      </w:r>
-      <w:r>
-        <w:rPr>
-          <w:rFonts w:cstheme="minorHAnsi"/>
-          <w:sz w:val="24"/>
-          <w:szCs w:val="24"/>
-          <w:lang w:val="en-US"/>
-        </w:rPr>
-        <w:t>s, which can be considered as a recipe generated by JPEG algorithm to create the image matrix.</w:t>
+        <w:br/>
+        <w:t>Now in the receiver terminal, the packets are received and stored with their count in a text file. After all packets are received, the payloads are extracted from the packets and stored in another text file. This text file will now be converted to the output image.</w:t>
       </w:r>
     </w:p>
     <w:sectPr>
@@ -4723,6 +4710,7 @@
   <w:style w:type="character" w:default="1" w:styleId="DefaultParagraphFont">
     <w:name w:val="Default Paragraph Font"/>
     <w:uiPriority w:val="1"/>
+    <w:semiHidden/>
     <w:unhideWhenUsed/>
   </w:style>
   <w:style w:type="table" w:default="1" w:styleId="TableNormal">
